--- a/eu-gmp-rag/ausgabe/Anhang 6 Herstellung medizinischer Gase.docx
+++ b/eu-gmp-rag/ausgabe/Anhang 6 Herstellung medizinischer Gase.docx
@@ -16,21 +16,9 @@
       </w:r>
     </w:p>
     <w:p>
-      <w:r>
-        <w:t>Anlage zur Bekanntmachung des Bundesministeriums für Gesundheit zu § 2 Nummer 3 der Arzneimittel- und Wirkstoffherstellungsverordnung vom 14. September 2011 (BAnz. Nr. 148, Seite 3415-3419)</w:t>
-      </w:r>
-    </w:p>
-    <w:p>
-      <w:r>
-        <w:t>Anhang 6 zum EG-Leitfaden der Guten Herstellungspraxis</w:t>
-      </w:r>
-    </w:p>
-    <w:p>
-      <w:r>
-        <w:t>Herstellung Medizinischer Gase</w:t>
-      </w:r>
-    </w:p>
-    <w:p>
+      <w:pPr>
+        <w:pStyle w:val="Heading2"/>
+      </w:pPr>
       <w:r>
         <w:t>Grundsätze</w:t>
       </w:r>
@@ -66,6 +54,9 @@
       </w:r>
     </w:p>
     <w:p>
+      <w:pPr>
+        <w:pStyle w:val="Heading2"/>
+      </w:pPr>
       <w:r>
         <w:t>Herstellung von Gas-Wirkstoffen</w:t>
       </w:r>
@@ -97,12 +88,7 @@
     </w:p>
     <w:p>
       <w:r>
-        <w:t>2. Die Herstellung der Gas-Wirkstoffe durch einen kontinuierlichen Prozess (z.B. Lufttren-</w:t>
-      </w:r>
-    </w:p>
-    <w:p>
-      <w:r>
-        <w:t>nung) sollte kontinuierlich hinsichtlich der Qualität überwacht werden. Die Ergebnisse dieser Überwachung sollte im Hinblick auf eine Trendanalyse aufbewahrt werden.</w:t>
+        <w:t>2. Die Herstellung der Gas-Wirkstoffe durch einen kontinuierlichen Prozess (z.B. Lufttrennung) sollte kontinuierlich hinsichtlich der Qualität überwacht werden. Die Ergebnisse dieser Überwachung sollte im Hinblick auf eine Trendanalyse aufbewahrt werden.</w:t>
       </w:r>
     </w:p>
     <w:p>
@@ -121,6 +107,9 @@
       </w:r>
     </w:p>
     <w:p>
+      <w:pPr>
+        <w:pStyle w:val="Heading2"/>
+      </w:pPr>
       <w:r>
         <w:t>Herstellung der medizinischen Gase</w:t>
       </w:r>
@@ -136,6 +125,9 @@
       </w:r>
     </w:p>
     <w:p>
+      <w:pPr>
+        <w:pStyle w:val="Heading2"/>
+      </w:pPr>
       <w:r>
         <w:t>Personal</w:t>
       </w:r>
@@ -151,11 +143,17 @@
       </w:r>
     </w:p>
     <w:p>
+      <w:pPr>
+        <w:pStyle w:val="Heading2"/>
+      </w:pPr>
       <w:r>
         <w:t>Räume und Ausrüstungen</w:t>
       </w:r>
     </w:p>
     <w:p>
+      <w:pPr>
+        <w:pStyle w:val="Heading2"/>
+      </w:pPr>
       <w:r>
         <w:t>Räume</w:t>
       </w:r>
@@ -191,6 +189,9 @@
       </w:r>
     </w:p>
     <w:p>
+      <w:pPr>
+        <w:pStyle w:val="Heading2"/>
+      </w:pPr>
       <w:r>
         <w:t>Ausrüstung</w:t>
       </w:r>
@@ -217,12 +218,7 @@
     </w:p>
     <w:p>
       <w:r>
-        <w:t>15. Reparatur- und Wartungsarbeiten (einschließlich Reinigung und Spülen) der Ausrüstung sollten die Qualität der medizinischen Gase nicht beeinträchtigen. Insbesondere sollten in Verfahrensbeschreibungen Maßnahmen festgelegt werden, die nach Reparatur- und Wartungsarbeiten unter Einbeziehung von Verletzungen der Systemintegrität zu ergreifen</w:t>
-      </w:r>
-    </w:p>
-    <w:p>
-      <w:r>
-        <w:t>sind. Es sollte insbesondere gezeigt werden, dass die Ausrüstung frei von Kontaminationen ist, die die Qualität des Endproduktes vor seiner Freigabe zur Anwendung negativ beeinflussen könnte. Protokolle darüber sollten aufbewahrt werden.</w:t>
+        <w:t>15. Reparatur- und Wartungsarbeiten (einschließlich Reinigung und Spülen) der Ausrüstung sollten die Qualität der medizinischen Gase nicht beeinträchtigen. Insbesondere sollten in Verfahrensbeschreibungen Maßnahmen festgelegt werden, die nach Reparatur- und Wartungsarbeiten unter Einbeziehung von Verletzungen der Systemintegrität zu ergreifen sind. Es sollte insbesondere gezeigt werden, dass die Ausrüstung frei von Kontaminationen ist, die die Qualität des Endproduktes vor seiner Freigabe zur Anwendung negativ beeinflussen könnte. Protokolle darüber sollten aufbewahrt werden.</w:t>
       </w:r>
     </w:p>
     <w:p>
@@ -231,6 +227,9 @@
       </w:r>
     </w:p>
     <w:p>
+      <w:pPr>
+        <w:pStyle w:val="Heading2"/>
+      </w:pPr>
       <w:r>
         <w:t>Dokumentation</w:t>
       </w:r>
@@ -371,11 +370,17 @@
       </w:r>
     </w:p>
     <w:p>
+      <w:pPr>
+        <w:pStyle w:val="Heading2"/>
+      </w:pPr>
       <w:r>
         <w:t>Produktion</w:t>
       </w:r>
     </w:p>
     <w:p>
+      <w:pPr>
+        <w:pStyle w:val="Heading2"/>
+      </w:pPr>
       <w:r>
         <w:t>Transfer und Auslieferungen von kryogenem und verflüssigtem Gas</w:t>
       </w:r>
@@ -396,6 +401,9 @@
       </w:r>
     </w:p>
     <w:p>
+      <w:pPr>
+        <w:pStyle w:val="Heading2"/>
+      </w:pPr>
       <w:r>
         <w:t>Füllung und Etikettierung der Gasflaschen und mobilen Flüssiggasbehälter</w:t>
       </w:r>
@@ -526,6 +534,9 @@
       </w:r>
     </w:p>
     <w:p>
+      <w:pPr>
+        <w:pStyle w:val="Heading2"/>
+      </w:pPr>
       <w:r>
         <w:t>Qualitätskontrolle</w:t>
       </w:r>
@@ -581,6 +592,9 @@
       </w:r>
     </w:p>
     <w:p>
+      <w:pPr>
+        <w:pStyle w:val="Heading2"/>
+      </w:pPr>
       <w:r>
         <w:t>Transport verpackter Gase</w:t>
       </w:r>
@@ -591,123 +605,310 @@
       </w:r>
     </w:p>
     <w:p>
+      <w:pPr>
+        <w:pStyle w:val="Heading2"/>
+      </w:pPr>
       <w:r>
         <w:t>Glossar</w:t>
       </w:r>
     </w:p>
     <w:p>
+      <w:pPr>
+        <w:pStyle w:val="Heading2"/>
+      </w:pPr>
       <w:r>
-        <w:t>Abfüllstation Ausrüstung oder Apparatur, die so konstruiert ist, dass ein oder mehrere Gasbehälter gleichzeitig entleert und wieder gefüllt werden können.</w:t>
+        <w:t>Abfüllstation</w:t>
       </w:r>
     </w:p>
     <w:p>
       <w:r>
-        <w:t>Behälter Ein Behälter ist ein Flüssiggasbehälter (ein Tank, ein Tankfahrzeug oder ein anderer Typ eines mobilen Flüssiggaskessels), eine Gasflasche, ein Flaschenbündel oder jede andere Verpackung, die direkt mit dem Gas in Berührung kommt.</w:t>
+        <w:t>Ausrüstung oder Apparatur, die so konstruiert ist, dass ein oder mehrere Gasbehälter gleichzeitig entleert und wieder gefüllt werden können.</w:t>
+      </w:r>
+    </w:p>
+    <w:p>
+      <w:pPr>
+        <w:pStyle w:val="Heading2"/>
+      </w:pPr>
+      <w:r>
+        <w:t>Behälter</w:t>
       </w:r>
     </w:p>
     <w:p>
       <w:r>
-        <w:t>Evakuieren Entfernung der Gasreste aus einem Behälter / System bei einem niedrigeren Druck als 1,013 bar durch Anlegen eines Vakuums.</w:t>
+        <w:t>Ein Behälter ist ein Flüssiggasbehälter (ein Tank, ein Tankfahrzeug oder ein anderer Typ eines mobilen Flüssiggaskessels), eine Gasflasche, ein Flaschenbündel oder jede andere Verpackung, die direkt mit dem Gas in Berührung kommt.</w:t>
+      </w:r>
+    </w:p>
+    <w:p>
+      <w:pPr>
+        <w:pStyle w:val="Heading2"/>
+      </w:pPr>
+      <w:r>
+        <w:t>Evakuieren</w:t>
       </w:r>
     </w:p>
     <w:p>
       <w:r>
-        <w:t>Flaschenbündel Mehrere Gasflaschen, die in einem Gestell befestigt und durch Leitungen miteinander verbunden sind. Sie werden als eine Einheit behandelt und transportiert.</w:t>
+        <w:t>Entfernung der Gasreste aus einem Behälter / System bei einem niedrigeren Druck als 1,013 bar durch Anlegen eines Vakuums.</w:t>
+      </w:r>
+    </w:p>
+    <w:p>
+      <w:pPr>
+        <w:pStyle w:val="Heading2"/>
+      </w:pPr>
+      <w:r>
+        <w:t>Flaschenbündel</w:t>
       </w:r>
     </w:p>
     <w:p>
       <w:r>
-        <w:t>Gas Jede Substanz, die bei 1,013 bar und +20 °C vollständig gasförmig ist oder bei +50°C einen Dampfdruck von mehr als 3 bar hat.</w:t>
+        <w:t>Mehrere Gasflaschen, die in einem Gestell befestigt und durch Leitungen miteinander verbunden sind. Sie werden als eine Einheit behandelt und transportiert.</w:t>
+      </w:r>
+    </w:p>
+    <w:p>
+      <w:pPr>
+        <w:pStyle w:val="Heading2"/>
+      </w:pPr>
+      <w:r>
+        <w:t>Gas</w:t>
       </w:r>
     </w:p>
     <w:p>
       <w:r>
-        <w:t>Gasflasche Ein üblicherweise zylinderartiges Behälter, das sich für komprimierte, verflüssigte oder gelöste Gase eignet und mit einer Einrichtung zur Regulierung des spontanen Gasaustritts bei atmosphärischem Druck und Raumtemperatur ausgestattet ist.</w:t>
+        <w:t>Jede Substanz, die bei 1,013 bar und +20 °C vollständig gasförmig ist oder bei +50°C einen Dampfdruck von mehr als 3 bar hat.</w:t>
+      </w:r>
+    </w:p>
+    <w:p>
+      <w:pPr>
+        <w:pStyle w:val="Heading2"/>
+      </w:pPr>
+      <w:r>
+        <w:t>Gasflasche</w:t>
       </w:r>
     </w:p>
     <w:p>
       <w:r>
-        <w:t>Gas-Wirkstoff Jedes Gas, das als Wirkstoff für die Arzneimittelherstellung vorgesehen ist.</w:t>
+        <w:t>Ein üblicherweise zylinderartiges Behälter, das sich für komprimierte, verflüssigte oder gelöste Gase eignet und mit einer Einrichtung zur Regulierung des spontanen Gasaustritts bei atmosphärischem Druck und Raumtemperatur ausgestattet ist.</w:t>
+      </w:r>
+    </w:p>
+    <w:p>
+      <w:pPr>
+        <w:pStyle w:val="Heading2"/>
+      </w:pPr>
+      <w:r>
+        <w:t>Gas-Wirkstoff</w:t>
       </w:r>
     </w:p>
     <w:p>
       <w:r>
-        <w:t>Heim-Flüssiggasbehälter Mobiler Flüssiggasbehälter zur Aufbewahrung von flüssigem Sauerstoff, der zuhause beim Patienten gasförmigen Sauerstoff abgibt.</w:t>
+        <w:t>Jedes Gas, das als Wirkstoff für die Arzneimittelherstellung vorgesehen ist.</w:t>
+      </w:r>
+    </w:p>
+    <w:p>
+      <w:pPr>
+        <w:pStyle w:val="Heading2"/>
+      </w:pPr>
+      <w:r>
+        <w:t>Heim-Flüssiggasbehälter</w:t>
       </w:r>
     </w:p>
     <w:p>
       <w:r>
-        <w:t>Komprimiertes Gas Ein Gas, das im Behälter unter Druck bei -50 °C vollständig gasförmig ist.</w:t>
+        <w:t>Mobiler Flüssiggasbehälter zur Aufbewahrung von flüssigem Sauerstoff, der zuhause beim Patienten gasförmigen Sauerstoff abgibt.</w:t>
+      </w:r>
+    </w:p>
+    <w:p>
+      <w:pPr>
+        <w:pStyle w:val="Heading2"/>
+      </w:pPr>
+      <w:r>
+        <w:t>Komprimiertes Gas</w:t>
       </w:r>
     </w:p>
     <w:p>
       <w:r>
-        <w:t>Kyrogenes Gas Ein Gas, das bei 1,013 bar und bei einer Temperatur von unter -150 °C als Flüssiggas vorliegt.</w:t>
+        <w:t>Ein Gas, das im Behälter unter Druck bei -50 °C vollständig gasförmig ist.</w:t>
+      </w:r>
+    </w:p>
+    <w:p>
+      <w:pPr>
+        <w:pStyle w:val="Heading2"/>
+      </w:pPr>
+      <w:r>
+        <w:t>Kyrogenes Gas</w:t>
       </w:r>
     </w:p>
     <w:p>
       <w:r>
-        <w:t>Leerströmen Entfernen des Restgases aus einem Behälter / System durch Öffnen des Behälters / Systems bis zum Erreichen des atmosphärischen Drucks.</w:t>
+        <w:t>Ein Gas, das bei 1,013 bar und bei einer Temperatur von unter -150 °C als Flüssiggas vorliegt.</w:t>
+      </w:r>
+    </w:p>
+    <w:p>
+      <w:pPr>
+        <w:pStyle w:val="Heading2"/>
+      </w:pPr>
+      <w:r>
+        <w:t>Leerströmen</w:t>
       </w:r>
     </w:p>
     <w:p>
       <w:r>
-        <w:t>Luftzerlegung Trennung atmosphärischer Luft in ihre Gasbestandteile durch fraktionierte Destillation bei Tieftemperaturen.</w:t>
+        <w:t>Entfernen des Restgases aus einem Behälter / System durch Öffnen des Behälters / Systems bis zum Erreichen des atmosphärischen Drucks.</w:t>
+      </w:r>
+    </w:p>
+    <w:p>
+      <w:pPr>
+        <w:pStyle w:val="Heading2"/>
+      </w:pPr>
+      <w:r>
+        <w:t>Luftzerlegung</w:t>
       </w:r>
     </w:p>
     <w:p>
       <w:r>
-        <w:t>Maximale theoretische Verunreinigung Gasförmige Verunreinigung, resultierend aus dem Eindringen von Fremdbestandteilen, die trotz Vorbehandlung vor dem Abfüllvorgang bestehen bleibt. Die Schätzung der maximalen theoretischen Verunreinigung ist nur für komprimierte Gase von Bedeutung und setzt voraus, dass sich diese Gase wie ideale Gase verhalten.</w:t>
+        <w:t>Trennung atmosphärischer Luft in ihre Gasbestandteile durch fraktionierte Destillation bei Tieftemperaturen.</w:t>
+      </w:r>
+    </w:p>
+    <w:p>
+      <w:pPr>
+        <w:pStyle w:val="Heading2"/>
+      </w:pPr>
+      <w:r>
+        <w:t>Maximale theoretische Verunreinigung</w:t>
       </w:r>
     </w:p>
     <w:p>
       <w:r>
-        <w:t>Medizinisches Gas Gas oder Gasgemisch, das als Arzneimittel eingestuft wird (entsprechend der Richtlinie 2001/83/EG und 2002/83/EG).</w:t>
+        <w:t>Gasförmige Verunreinigung, resultierend aus dem Eindringen von Fremdbestandteilen, die trotz Vorbehandlung vor dem Abfüllvorgang bestehen bleibt. Die Schätzung der maximalen theoretischen Verunreinigung ist nur für komprimierte Gase von Bedeutung und setzt voraus, dass sich diese Gase wie ideale Gase verhalten.</w:t>
+      </w:r>
+    </w:p>
+    <w:p>
+      <w:pPr>
+        <w:pStyle w:val="Heading2"/>
+      </w:pPr>
+      <w:r>
+        <w:t>Medizinisches Gas</w:t>
       </w:r>
     </w:p>
     <w:p>
       <w:r>
-        <w:t>Minimalrestdruckventil Ventil, das einen positiven Druck über dem atmosphärischem Druck in einer Gasflasche nach ihrem Gebrauch aufrechterhält, um eine Kontamination der Gasflasche zu verhindern.</w:t>
+        <w:t>Gas oder Gasgemisch, das als Arzneimittel eingestuft wird (entsprechend der Richtlinie 2001/83/EG und 2002/83/EG).</w:t>
+      </w:r>
+    </w:p>
+    <w:p>
+      <w:pPr>
+        <w:pStyle w:val="Heading2"/>
+      </w:pPr>
+      <w:r>
+        <w:t>Minimalrestdruckventil</w:t>
       </w:r>
     </w:p>
     <w:p>
       <w:r>
-        <w:t>Mobiler Flüssiggasbehälter Ein mobiler thermisch isolierter Behälter, in dem verflüssigte oder kryogene Gase aufbewahrt werden können. Im Anhang beinhaltet dies nicht die Tankfahrzeuge.</w:t>
+        <w:t>Ventil, das einen positiven Druck über dem atmosphärischem Druck in einer Gasflasche nach ihrem Gebrauch aufrechterhält, um eine Kontamination der Gasflasche zu verhindern.</w:t>
+      </w:r>
+    </w:p>
+    <w:p>
+      <w:pPr>
+        <w:pStyle w:val="Heading2"/>
+      </w:pPr>
+      <w:r>
+        <w:t>Mobiler Flüssiggasbehälter</w:t>
       </w:r>
     </w:p>
     <w:p>
       <w:r>
-        <w:t>Rückschlagventil Ventil, das ein Strömen in nur eine Richtung erlaubt.</w:t>
+        <w:t>Ein mobiler thermisch isolierter Behälter, in dem verflüssigte oder kryogene Gase aufbewahrt werden können. Im Anhang beinhaltet dies nicht die Tankfahrzeuge.</w:t>
+      </w:r>
+    </w:p>
+    <w:p>
+      <w:pPr>
+        <w:pStyle w:val="Heading2"/>
+      </w:pPr>
+      <w:r>
+        <w:t>Rückschlagventil</w:t>
       </w:r>
     </w:p>
     <w:p>
       <w:r>
-        <w:t>Spülen Entfernen von Restgasen einer Gasflasche / eines Systems durch zunächst Leerströmen und Evakuieren und dann teilweises Füllen mit dem entsprechenden Gas zum Spülen bei 1,013 bar.</w:t>
+        <w:t>Ventil, das ein Strömen in nur eine Richtung erlaubt.</w:t>
+      </w:r>
+    </w:p>
+    <w:p>
+      <w:pPr>
+        <w:pStyle w:val="Heading2"/>
+      </w:pPr>
+      <w:r>
+        <w:t>Spülen</w:t>
       </w:r>
     </w:p>
     <w:p>
       <w:r>
-        <w:t>Tank Ein stationärer temperaturisolierter Behälter für die Lagerung verflüssigter oder kryogener Ga-</w:t>
+        <w:t>Entfernen von Restgasen einer Gasflasche / eines Systems durch zunächst Leerströmen und Evakuieren und dann teilweises Füllen mit dem entsprechenden Gas zum Spülen bei 1,013 bar.</w:t>
+      </w:r>
+    </w:p>
+    <w:p>
+      <w:pPr>
+        <w:pStyle w:val="Heading2"/>
+      </w:pPr>
+      <w:r>
+        <w:t>Tank</w:t>
       </w:r>
     </w:p>
     <w:p>
       <w:r>
-        <w:t>se. Sie werden auch als „stationäre kryogene Kessel“ bezeichnet.</w:t>
+        <w:t>Ein stationärer temperaturisolierter Behälter für die Lagerung verflüssigter oder kryogener Gase. Sie werden auch als „stationäre kryogene Kessel“ bezeichnet.</w:t>
+      </w:r>
+    </w:p>
+    <w:p>
+      <w:pPr>
+        <w:pStyle w:val="Heading2"/>
+      </w:pPr>
+      <w:r>
+        <w:t>Tankfahrzeug</w:t>
       </w:r>
     </w:p>
     <w:p>
       <w:r>
-        <w:t>Tankfahrzeug Im Sinne dieses Anhangs ein Fahrzeug, auf dem ein temperaturisolierter Behälter befestigt ist, der für den Transport verflüssigter oder kryogener Gase verwendet wird.</w:t>
+        <w:t>Im Sinne dieses Anhangs ein Fahrzeug, auf dem ein temperaturisolierter Behälter befestigt ist, der für den Transport verflüssigter oder kryogener Gase verwendet wird.</w:t>
+      </w:r>
+    </w:p>
+    <w:p>
+      <w:pPr>
+        <w:pStyle w:val="Heading2"/>
+      </w:pPr>
+      <w:r>
+        <w:t>Ventil</w:t>
       </w:r>
     </w:p>
     <w:p>
       <w:r>
-        <w:t>Ventil Vorrichtung zum Öffnen und Schließen von Behältern.</w:t>
+        <w:t>Vorrichtung zum Öffnen und Schließen von Behältern.</w:t>
+      </w:r>
+    </w:p>
+    <w:p>
+      <w:pPr>
+        <w:pStyle w:val="Heading2"/>
+      </w:pPr>
+      <w:r>
+        <w:t>Verflüssigtes Gas</w:t>
       </w:r>
     </w:p>
     <w:p>
       <w:r>
-        <w:t>Verflüssigtes Gas Ein Gas, das im Transportbehälter teilweise flüssig (oder fest) ist bei einer Temperatur oberhalb -50° C. Wasserdruckprüfung Ein Test, der in Übereinstimmung mit nationalen und internationalen Regelungen durchgeführt wird, um zu gewährleisten, dass die Behälter dem vorgegebenen Druck standhalten.</w:t>
+        <w:t>Ein Gas, das im Transportbehälter teilweise flüssig (oder fest) ist bei einer Temperatur oberhalb -50° C.</w:t>
+      </w:r>
+    </w:p>
+    <w:p>
+      <w:pPr>
+        <w:pStyle w:val="Heading2"/>
+      </w:pPr>
+      <w:r>
+        <w:t>Wasserdruckprüfung</w:t>
+      </w:r>
+    </w:p>
+    <w:p>
+      <w:r>
+        <w:t>Ein Test, der in Übereinstimmung mit nationalen und internationalen Regelungen durchgeführt wird, um zu gewährleisten, dass die Behälter dem vorgegebenen Druck standhalten.</w:t>
       </w:r>
     </w:p>
     <w:sectPr>
